--- a/MAU BB TO TUNG/THU TUC NHAP TRAI/mau de dua vao nha tam giu/THONG BAO/5. THONG BAO CHUNG VỤ NHIEU DT.docx
+++ b/MAU BB TO TUNG/THU TUC NHAP TRAI/mau de dua vao nha tam giu/THONG BAO/5. THONG BAO CHUNG VỤ NHIEU DT.docx
@@ -679,7 +679,25 @@
           <w:sz w:val="28"/>
           <w:szCs w:val="28"/>
         </w:rPr>
-        <w:t>“{hanh_vi_vi_pham}</w:t>
+        <w:t>“{</w:t>
+      </w:r>
+      <w:r>
+        <w:rPr>
+          <w:rFonts w:ascii="Times New Roman" w:hAnsi="Times New Roman"/>
+          <w:noProof/>
+          <w:sz w:val="28"/>
+          <w:szCs w:val="28"/>
+        </w:rPr>
+        <w:t>ghi_chu</w:t>
+      </w:r>
+      <w:r>
+        <w:rPr>
+          <w:rFonts w:ascii="Times New Roman" w:hAnsi="Times New Roman"/>
+          <w:noProof/>
+          <w:sz w:val="28"/>
+          <w:szCs w:val="28"/>
+        </w:rPr>
+        <w:t>}</w:t>
       </w:r>
       <w:r>
         <w:rPr>
@@ -693,6 +711,7 @@
       <w:r>
         <w:rPr>
           <w:rFonts w:ascii="Times New Roman" w:hAnsi="Times New Roman"/>
+          <w:color w:val="0070C0"/>
           <w:spacing w:val="-2"/>
           <w:sz w:val="28"/>
           <w:szCs w:val="28"/>
@@ -2101,7 +2120,23 @@
           <w:sz w:val="28"/>
           <w:szCs w:val="28"/>
         </w:rPr>
-        <w:t xml:space="preserve">Ngày ……………..Cơ quan CSĐT (PC) - </w:t>
+        <w:t>Ngày ……………..Cơ quan CSĐT (PC</w:t>
+      </w:r>
+      <w:r>
+        <w:rPr>
+          <w:rFonts w:ascii="Times New Roman" w:hAnsi="Times New Roman"/>
+          <w:sz w:val="28"/>
+          <w:szCs w:val="28"/>
+        </w:rPr>
+        <w:t>04</w:t>
+      </w:r>
+      <w:r>
+        <w:rPr>
+          <w:rFonts w:ascii="Times New Roman" w:hAnsi="Times New Roman"/>
+          <w:sz w:val="28"/>
+          <w:szCs w:val="28"/>
+        </w:rPr>
+        <w:t xml:space="preserve">) - </w:t>
       </w:r>
       <w:r>
         <w:rPr>
